--- a/bia-comedica/BIA_COMEDICA_Importar_Forms.docx
+++ b/bia-comedica/BIA_COMEDICA_Importar_Forms.docx
@@ -12,7 +12,7 @@
     </w:p>
     <w:p>
       <w:r>
-        <w:t>Departamento de Administración de Riesgos. Objetivo: recopilar información sobre impactos, procesos críticos, tiempos de recuperación y recursos necesarios ante contingencias. Responda según las condiciones reales del proceso.</w:t>
+        <w:t>Departamento de Administración de Riesgos. Esta entrevista recopila información sobre impactos, procesos críticos, tiempos de recuperación y recursos necesarios ante contingencias. Responda según las condiciones reales del proceso. Tiempo estimado: 30 a 45 minutos.</w:t>
       </w:r>
     </w:p>
     <w:p>
@@ -20,12 +20,12 @@
         <w:pStyle w:val="Heading1"/>
       </w:pPr>
       <w:r>
-        <w:t>Sección 1. Datos generales de la entrevista</w:t>
+        <w:t>Sección 1. Datos generales</w:t>
       </w:r>
     </w:p>
     <w:p>
       <w:r>
-        <w:t>Identificación del responsable, del proceso evaluado y de las áreas que participan.</w:t>
+        <w:t>Identificación del entrevistado, del proceso evaluado y de las áreas que participan.</w:t>
       </w:r>
     </w:p>
     <w:p>
@@ -45,17 +45,17 @@
     </w:p>
     <w:p>
       <w:r>
-        <w:t>4. Gerencia o departamento</w:t>
+        <w:t>4. Gerencia o departamento al que pertenece</w:t>
       </w:r>
     </w:p>
     <w:p>
       <w:r>
-        <w:t>5. Proceso que representa</w:t>
+        <w:t>5. Nombre del proceso que representa</w:t>
       </w:r>
     </w:p>
     <w:p>
       <w:r>
-        <w:t>6. Detalle los departamentos que participan o intervienen en el proceso y sus principales responsabilidades.</w:t>
+        <w:t>6. ¿Qué departamentos participan en el proceso y cuáles son sus principales responsabilidades?</w:t>
       </w:r>
     </w:p>
     <w:p>
@@ -63,27 +63,27 @@
         <w:pStyle w:val="Heading1"/>
       </w:pPr>
       <w:r>
-        <w:t>Sección 2. Evaluación de impactos ante una interrupción</w:t>
+        <w:t>Sección 2. Impactos ante una interrupción</w:t>
       </w:r>
     </w:p>
     <w:p>
       <w:r>
-        <w:t>Identifique los escenarios que podrían afectar al proceso y valore la severidad de sus consecuencias.</w:t>
+        <w:t>Identifique qué podría interrumpir el proceso y valore la severidad de las consecuencias.</w:t>
       </w:r>
     </w:p>
     <w:p>
       <w:r>
-        <w:t>7. Describa la amenaza que podría ocasionar la interrupción del proceso.</w:t>
+        <w:t>7. ¿Qué amenaza podría ocasionar la interrupción del proceso? (Ejemplo: falla tecnológica, ciberataque, desastre natural, ausencia de personal)</w:t>
       </w:r>
     </w:p>
     <w:p>
       <w:r>
-        <w:t>8. Describa el riesgo que podría materializarse si el proceso sufre una interrupción.</w:t>
+        <w:t>8. ¿Qué riesgo podría materializarse si el proceso se interrumpe?</w:t>
       </w:r>
     </w:p>
     <w:p>
       <w:r>
-        <w:t>9. Severidad del impacto financiero ante una interrupción del proceso</w:t>
+        <w:t>9. Impacto financiero: ¿qué severidad tendría una interrupción del proceso?</w:t>
       </w:r>
     </w:p>
     <w:p>
@@ -113,7 +113,7 @@
     </w:p>
     <w:p>
       <w:r>
-        <w:t>10. Severidad del impacto operacional ante una interrupción del proceso</w:t>
+        <w:t>10. Impacto operacional: ¿qué severidad tendría una interrupción del proceso?</w:t>
       </w:r>
     </w:p>
     <w:p>
@@ -143,7 +143,7 @@
     </w:p>
     <w:p>
       <w:r>
-        <w:t>11. Severidad del impacto legal ante una interrupción del proceso</w:t>
+        <w:t>11. Impacto legal o regulatorio: ¿qué severidad tendría una interrupción del proceso?</w:t>
       </w:r>
     </w:p>
     <w:p>
@@ -173,7 +173,7 @@
     </w:p>
     <w:p>
       <w:r>
-        <w:t>12. Severidad del impacto reputacional ante una interrupción del proceso</w:t>
+        <w:t>12. Impacto reputacional: ¿qué severidad tendría una interrupción del proceso?</w:t>
       </w:r>
     </w:p>
     <w:p>
@@ -203,7 +203,7 @@
     </w:p>
     <w:p>
       <w:r>
-        <w:t>13. Severidad del impacto en clientes ante una interrupción del proceso</w:t>
+        <w:t>13. Impacto en clientes y asociados: ¿qué severidad tendría una interrupción del proceso?</w:t>
       </w:r>
     </w:p>
     <w:p>
@@ -233,7 +233,7 @@
     </w:p>
     <w:p>
       <w:r>
-        <w:t>14. Severidad del impacto en personas ante una interrupción del proceso</w:t>
+        <w:t>14. Impacto en personas (colaboradores): ¿qué severidad tendría una interrupción del proceso?</w:t>
       </w:r>
     </w:p>
     <w:p>
@@ -263,7 +263,7 @@
     </w:p>
     <w:p>
       <w:r>
-        <w:t>15. Severidad del impacto en infraestructura y equipo ante una interrupción del proceso</w:t>
+        <w:t>15. Impacto en infraestructura y equipo: ¿qué severidad tendría una interrupción del proceso?</w:t>
       </w:r>
     </w:p>
     <w:p>
@@ -293,7 +293,7 @@
     </w:p>
     <w:p>
       <w:r>
-        <w:t>16. ¿El proceso se considera crítico para la continuidad de las operaciones de la Cooperativa?</w:t>
+        <w:t>16. ¿El proceso es crítico para la continuidad de las operaciones de la Cooperativa?</w:t>
       </w:r>
     </w:p>
     <w:p>
@@ -313,12 +313,12 @@
     </w:p>
     <w:p>
       <w:r>
-        <w:t>17. Describa las consecuencias que tendría la interrupción del proceso: servicios afectados, personas usuarias afectadas y consecuencias para la Cooperativa.</w:t>
+        <w:t>17. ¿Qué consecuencias tendría la interrupción del proceso? Indique servicios afectados, personas usuarias afectadas y efectos para la Cooperativa.</w:t>
       </w:r>
     </w:p>
     <w:p>
       <w:r>
-        <w:t>18. ¿El proceso cuenta con un mapa de procesos o documentación que permita identificar sus actividades y dependencias?</w:t>
+        <w:t>18. ¿El proceso cuenta con un mapa de procesos o documentación que identifique sus actividades y dependencias?</w:t>
       </w:r>
     </w:p>
     <w:p>
@@ -343,7 +343,7 @@
     </w:p>
     <w:p>
       <w:r>
-        <w:t>19. Identifique los procesos, áreas, sistemas o servicios de los que depende para operar.</w:t>
+        <w:t>19. ¿De qué procesos, áreas, sistemas o servicios depende el proceso para operar?</w:t>
       </w:r>
     </w:p>
     <w:p>
@@ -351,17 +351,17 @@
         <w:pStyle w:val="Heading1"/>
       </w:pPr>
       <w:r>
-        <w:t>Sección 3. Procesos manuales o alternos</w:t>
+        <w:t>Sección 3. Procedimientos manuales o alternos</w:t>
       </w:r>
     </w:p>
     <w:p>
       <w:r>
-        <w:t>Determine si el proceso puede continuar de manera limitada cuando los procedimientos habituales no estén disponibles.</w:t>
+        <w:t>Determine si el proceso puede continuar de forma limitada cuando los procedimientos habituales no están disponibles.</w:t>
       </w:r>
     </w:p>
     <w:p>
       <w:r>
-        <w:t>20. ¿Existen procedimientos manuales o alternos para continuar las operaciones durante una contingencia?</w:t>
+        <w:t>20. ¿Existen procedimientos manuales o alternos para continuar operando durante una contingencia?</w:t>
       </w:r>
     </w:p>
     <w:p>
@@ -381,12 +381,12 @@
     </w:p>
     <w:p>
       <w:r>
-        <w:t>21. Describa los procedimientos manuales o alternos que podrían utilizarse durante una contingencia (por ejemplo: registros manuales, formularios físicos, canales alternativos o equipos de respaldo).</w:t>
+        <w:t>21. Describa los procedimientos manuales o alternos que se utilizarían. (Ejemplo: registros manuales, formularios físicos, canales alternos, equipos de respaldo)</w:t>
       </w:r>
     </w:p>
     <w:p>
       <w:r>
-        <w:t>22. ¿Qué limitaciones o dificultades podrían presentarse al utilizar estos procedimientos alternos?</w:t>
+        <w:t>22. ¿Qué limitaciones o dificultades tendrían esos procedimientos alternos?</w:t>
       </w:r>
     </w:p>
     <w:p>
@@ -394,42 +394,42 @@
         <w:pStyle w:val="Heading1"/>
       </w:pPr>
       <w:r>
-        <w:t>Sección 4. Tiempos de recuperación y continuidad del negocio</w:t>
+        <w:t>Sección 4. Tiempos de recuperación</w:t>
       </w:r>
     </w:p>
     <w:p>
       <w:r>
-        <w:t>MTPD: tiempo máximo de interrupción antes de que los impactos sean inaceptables. MBCO: nivel mínimo aceptable de servicio durante la interrupción. RTO: tiempo objetivo para restablecer el proceso. RPO: pérdida máxima de información admisible, expresada en tiempo. Los ejemplos son ilustrativos y no representan objetivos aprobados.</w:t>
+        <w:t>MTPD: tiempo máximo de interrupción antes de que los impactos sean inaceptables. MBCO: nivel mínimo de servicio que debe mantenerse durante la interrupción. RTO: tiempo objetivo para restablecer el proceso. RPO: pérdida máxima de información tolerable, medida en tiempo. Los ejemplos son ilustrativos y no son objetivos aprobados.</w:t>
       </w:r>
     </w:p>
     <w:p>
       <w:r>
-        <w:t>23. MTPD: ¿Cuál es el tiempo máximo que el proceso puede permanecer interrumpido antes de que los impactos sean inaceptables para la Cooperativa? (Indique minutos, horas o días; ejemplo: 24 horas)</w:t>
+        <w:t>23. MTPD: ¿Cuánto tiempo puede estar interrumpido el proceso antes de que los impactos sean inaceptables? (Indique minutos, horas o días. Ejemplo: 24 horas)</w:t>
       </w:r>
     </w:p>
     <w:p>
       <w:r>
-        <w:t>24. MBCO: Durante una contingencia, ¿cuál es el nivel mínimo de servicio o capacidad operativa que debe mantenerse? (Describa actividades prioritarias y nivel mínimo; ejemplo: mantener el 30 % de las operaciones prioritarias)</w:t>
+        <w:t>24. MBCO: ¿Qué nivel mínimo de servicio debe mantenerse durante una contingencia? (Indique actividades prioritarias y nivel mínimo. Ejemplo: 30 % de las operaciones prioritarias)</w:t>
       </w:r>
     </w:p>
     <w:p>
       <w:r>
-        <w:t>25. RTO: ¿En cuánto tiempo debe restablecerse el proceso después de una interrupción? (Indique minutos, horas o días; ejemplo: 8 horas)</w:t>
+        <w:t>25. RTO: ¿En cuánto tiempo debe restablecerse el proceso después de una interrupción? (Ejemplo: 8 horas)</w:t>
       </w:r>
     </w:p>
     <w:p>
       <w:r>
-        <w:t>26. RPO: ¿Cuál es la pérdida máxima de información, medida en tiempo, que puede tolerar el proceso? (Ejemplo: 4 horas de información)</w:t>
+        <w:t>26. RPO: ¿Cuánta información, medida en tiempo, puede perder el proceso sin consecuencias graves? (Ejemplo: 4 horas de información)</w:t>
       </w:r>
     </w:p>
     <w:p>
       <w:r>
-        <w:t>27. Actualmente, ¿cuánto tiempo tarda el área de Tecnología de la Información en restablecer los sistemas y servicios necesarios para que el proceso vuelva a operar? (Si no conoce el dato, escriba: Pendiente de validación con TI)</w:t>
+        <w:t>27. ¿Cuánto tarda actualmente Tecnología de la Información en restablecer los sistemas que necesita el proceso? (Si no lo sabe, escriba: Pendiente de validación con TI)</w:t>
       </w:r>
     </w:p>
     <w:p>
       <w:r>
-        <w:t>28. ¿Cada cuánto tiempo se realiza el respaldo de la información utilizada por este proceso?</w:t>
+        <w:t>28. ¿Cada cuánto se respalda la información que utiliza el proceso?</w:t>
       </w:r>
     </w:p>
     <w:p>
@@ -474,17 +474,12 @@
     </w:p>
     <w:p>
       <w:r>
-        <w:t>i. Otro</w:t>
+        <w:t>29. ¿Qué acciones deben ejecutarse para recuperar el proceso a tiempo? Indique el orden de prioridad y el área responsable de cada una.</w:t>
       </w:r>
     </w:p>
     <w:p>
       <w:r>
-        <w:t>29. ¿Qué acciones deben ejecutarse para recuperar el proceso dentro del tiempo requerido? Indique prioridades y áreas responsables.</w:t>
-      </w:r>
-    </w:p>
-    <w:p>
-      <w:r>
-        <w:t>30. ¿Qué tiempo adicional se necesitaría para recuperar la operación completa después de restablecer el servicio mínimo? (Indique horas o días, o escriba No aplica)</w:t>
+        <w:t>30. Después de restablecer el servicio mínimo, ¿cuánto tiempo adicional se necesita para recuperar la operación completa? (Indique horas o días, o escriba No aplica)</w:t>
       </w:r>
     </w:p>
     <w:p>
@@ -492,42 +487,42 @@
         <w:pStyle w:val="Heading1"/>
       </w:pPr>
       <w:r>
-        <w:t>Sección 5. Recursos necesarios para superar las contingencias</w:t>
+        <w:t>Sección 5. Recursos necesarios</w:t>
       </w:r>
     </w:p>
     <w:p>
       <w:r>
-        <w:t>Indique los recursos indispensables, cantidades y tiempo máximo para disponer de ellos. Si una categoría no aplica, escriba "No aplica".</w:t>
+        <w:t>Indique los recursos indispensables, la cantidad y el tiempo máximo para disponer de ellos. Si una categoría no aplica, escriba No aplica.</w:t>
       </w:r>
     </w:p>
     <w:p>
       <w:r>
-        <w:t>31. Recursos tecnológicos: ¿Qué recursos tecnológicos necesita para mantener o recuperar el proceso? Indique tipo de activo, cantidad y tiempo requerido para disponer de él (ejemplo: 5 computadoras portátiles en un máximo de 4 horas).</w:t>
+        <w:t>31. Recursos tecnológicos: ¿qué equipos, sistemas o accesos necesita, en qué cantidad y en cuánto tiempo? (Ejemplo: 5 laptops en un máximo de 4 horas)</w:t>
       </w:r>
     </w:p>
     <w:p>
       <w:r>
-        <w:t>32. Mobiliario: ¿Qué mobiliario necesita para mantener o restablecer las operaciones y en qué cantidad?</w:t>
+        <w:t>32. Mobiliario: ¿qué mobiliario necesita y en qué cantidad?</w:t>
       </w:r>
     </w:p>
     <w:p>
       <w:r>
-        <w:t>33. Suministros de papelería: ¿Qué suministros necesita para operar manualmente durante una contingencia y en qué cantidades?</w:t>
+        <w:t>33. Papelería: ¿qué suministros necesita para operar manualmente y en qué cantidad?</w:t>
       </w:r>
     </w:p>
     <w:p>
       <w:r>
-        <w:t>34. Personal requerido: ¿Qué puestos y cuántos empleados se necesitan para mantener o recuperar el proceso? Indique turnos y tiempo máximo para incorporarse (ejemplo: 3 analistas operativos en un máximo de 2 horas).</w:t>
+        <w:t>34. Personal: ¿qué puestos y cuántas personas necesita, en qué turnos y en cuánto tiempo deben incorporarse? (Ejemplo: 3 analistas en un máximo de 2 horas)</w:t>
       </w:r>
     </w:p>
     <w:p>
       <w:r>
-        <w:t>35. Otros recursos: ¿Qué recursos adicionales necesita para superar la contingencia (transporte, instalaciones alternas, energía de respaldo, conectividad)? Indique tipo, cantidad y tiempo requerido.</w:t>
+        <w:t>35. Otros recursos: ¿qué más necesita, en qué cantidad y en cuánto tiempo? (Ejemplo: transporte, instalaciones alternas, energía de respaldo, conectividad)</w:t>
       </w:r>
     </w:p>
     <w:p>
       <w:r>
-        <w:t>36. ¿Existen proveedores críticos para la continuidad del proceso?</w:t>
+        <w:t>36. ¿El proceso depende de proveedores críticos?</w:t>
       </w:r>
     </w:p>
     <w:p>
@@ -542,12 +537,12 @@
     </w:p>
     <w:p>
       <w:r>
-        <w:t>37. Por cada proveedor crítico indique: nombre, servicio que presta, nacionalidad, tiempo máximo tolerable sin el servicio y alternativa disponible. Escriba un proveedor por línea.</w:t>
+        <w:t>37. Para cada proveedor crítico indique, en una línea: nombre, servicio, país, tiempo máximo tolerable sin el servicio y alternativa disponible.</w:t>
       </w:r>
     </w:p>
     <w:p>
       <w:r>
-        <w:t>38. ¿Qué alternativas tiene el proceso si un recurso crítico o proveedor no está disponible? Describa el tiempo para activarlas y sus limitaciones.</w:t>
+        <w:t>38. Si un recurso o proveedor crítico no está disponible, ¿qué alternativa tiene el proceso, cuánto tarda en activarse y qué limitaciones tiene?</w:t>
       </w:r>
     </w:p>
     <w:p>
@@ -555,22 +550,22 @@
         <w:pStyle w:val="Heading1"/>
       </w:pPr>
       <w:r>
-        <w:t>Sección 6. Validación y cierre de la entrevista</w:t>
+        <w:t>Sección 6. Validación y cierre</w:t>
       </w:r>
     </w:p>
     <w:p>
       <w:r>
-        <w:t>Confirme la exactitud de la información registrada y documente los puntos pendientes.</w:t>
+        <w:t>Confirme que la información es correcta y registre los puntos pendientes.</w:t>
       </w:r>
     </w:p>
     <w:p>
       <w:r>
-        <w:t>39. Observaciones adicionales relevantes para el análisis del impacto y la continuidad del proceso.</w:t>
+        <w:t>39. Observaciones adicionales sobre el impacto o la continuidad del proceso</w:t>
       </w:r>
     </w:p>
     <w:p>
       <w:r>
-        <w:t>40. Nombre de la persona que elabora la entrevista</w:t>
+        <w:t>40. Nombre de la persona que realiza la entrevista</w:t>
       </w:r>
     </w:p>
     <w:p>
@@ -580,7 +575,7 @@
     </w:p>
     <w:p>
       <w:r>
-        <w:t>42. ¿Confirma que la información proporcionada refleja las condiciones actuales del proceso según su conocimiento?</w:t>
+        <w:t>42. ¿Confirma que la información refleja las condiciones actuales del proceso?</w:t>
       </w:r>
     </w:p>
     <w:p>
@@ -595,7 +590,7 @@
     </w:p>
     <w:p>
       <w:r>
-        <w:t>43. Si respondió No, explique qué información debe corregirse o validarse y qué área debe confirmar los datos.</w:t>
+        <w:t>43. ¿Qué información debe corregirse o validarse y qué área debe confirmarla?</w:t>
       </w:r>
     </w:p>
     <w:sectPr>

--- a/bia-comedica/BIA_COMEDICA_Importar_Forms.docx
+++ b/bia-comedica/BIA_COMEDICA_Importar_Forms.docx
@@ -12,7 +12,7 @@
     </w:p>
     <w:p>
       <w:r>
-        <w:t>Departamento de Administración de Riesgos. Esta entrevista recopila información sobre impactos, procesos críticos, tiempos de recuperación y recursos necesarios ante contingencias. Responda según las condiciones reales del proceso. Tiempo estimado: 30 a 45 minutos.</w:t>
+        <w:t>Departamento de Administración de Riesgos. Esta entrevista recopila información sobre impactos, procesos críticos, tiempos de recuperación y recursos necesarios ante contingencias. Responda según las condiciones reales del proceso. Tiempo estimado: 20 a 30 minutos.</w:t>
       </w:r>
     </w:p>
     <w:p>
@@ -25,7 +25,7 @@
     </w:p>
     <w:p>
       <w:r>
-        <w:t>Identificación del entrevistado, del proceso evaluado y de las áreas que participan.</w:t>
+        <w:t>Identificación del entrevistado y del proceso evaluado.</w:t>
       </w:r>
     </w:p>
     <w:p>
@@ -35,27 +35,17 @@
     </w:p>
     <w:p>
       <w:r>
-        <w:t>2. Nombre completo del entrevistado</w:t>
+        <w:t>2. Nombre completo y cargo del entrevistado</w:t>
       </w:r>
     </w:p>
     <w:p>
       <w:r>
-        <w:t>3. Cargo del entrevistado</w:t>
+        <w:t>3. Gerencia o departamento y nombre del proceso que representa</w:t>
       </w:r>
     </w:p>
     <w:p>
       <w:r>
-        <w:t>4. Gerencia o departamento al que pertenece</w:t>
-      </w:r>
-    </w:p>
-    <w:p>
-      <w:r>
-        <w:t>5. Nombre del proceso que representa</w:t>
-      </w:r>
-    </w:p>
-    <w:p>
-      <w:r>
-        <w:t>6. ¿Qué departamentos participan en el proceso y cuáles son sus principales responsabilidades?</w:t>
+        <w:t>4. ¿Qué departamentos participan en el proceso y cuáles son sus principales responsabilidades?</w:t>
       </w:r>
     </w:p>
     <w:p>
@@ -73,17 +63,52 @@
     </w:p>
     <w:p>
       <w:r>
-        <w:t>7. ¿Qué amenaza podría ocasionar la interrupción del proceso? (Ejemplo: falla tecnológica, ciberataque, desastre natural, ausencia de personal)</w:t>
+        <w:t>5. ¿Qué amenazas podrían interrumpir el proceso? Puede seleccionar varias.</w:t>
       </w:r>
     </w:p>
     <w:p>
       <w:r>
-        <w:t>8. ¿Qué riesgo podría materializarse si el proceso se interrumpe?</w:t>
+        <w:t>a. Falla tecnológica o de sistemas</w:t>
       </w:r>
     </w:p>
     <w:p>
       <w:r>
-        <w:t>9. Impacto financiero: ¿qué severidad tendría una interrupción del proceso?</w:t>
+        <w:t>b. Ciberataque</w:t>
+      </w:r>
+    </w:p>
+    <w:p>
+      <w:r>
+        <w:t>c. Corte de energía o de comunicaciones</w:t>
+      </w:r>
+    </w:p>
+    <w:p>
+      <w:r>
+        <w:t>d. Desastre natural o incendio</w:t>
+      </w:r>
+    </w:p>
+    <w:p>
+      <w:r>
+        <w:t>e. Ausencia de personal clave</w:t>
+      </w:r>
+    </w:p>
+    <w:p>
+      <w:r>
+        <w:t>f. Falla de un proveedor</w:t>
+      </w:r>
+    </w:p>
+    <w:p>
+      <w:r>
+        <w:t>g. Emergencia sanitaria</w:t>
+      </w:r>
+    </w:p>
+    <w:p>
+      <w:r>
+        <w:t>6. ¿Qué riesgo se materializaría y qué consecuencias tendría la interrupción? Indique servicios y personas usuarias afectadas y efectos para la Cooperativa.</w:t>
+      </w:r>
+    </w:p>
+    <w:p>
+      <w:r>
+        <w:t>7. Evalúe la severidad del impacto de una interrupción en cada aspecto: Financiero, Operacional, Legal o regulatorio, Reputacional, Clientes y asociados, Personas, Infraestructura y equipo.</w:t>
       </w:r>
     </w:p>
     <w:p>
@@ -113,187 +138,7 @@
     </w:p>
     <w:p>
       <w:r>
-        <w:t>10. Impacto operacional: ¿qué severidad tendría una interrupción del proceso?</w:t>
-      </w:r>
-    </w:p>
-    <w:p>
-      <w:r>
-        <w:t>a. Muy alto</w:t>
-      </w:r>
-    </w:p>
-    <w:p>
-      <w:r>
-        <w:t>b. Alto</w:t>
-      </w:r>
-    </w:p>
-    <w:p>
-      <w:r>
-        <w:t>c. Moderado</w:t>
-      </w:r>
-    </w:p>
-    <w:p>
-      <w:r>
-        <w:t>d. Bajo</w:t>
-      </w:r>
-    </w:p>
-    <w:p>
-      <w:r>
-        <w:t>e. Muy bajo</w:t>
-      </w:r>
-    </w:p>
-    <w:p>
-      <w:r>
-        <w:t>11. Impacto legal o regulatorio: ¿qué severidad tendría una interrupción del proceso?</w:t>
-      </w:r>
-    </w:p>
-    <w:p>
-      <w:r>
-        <w:t>a. Muy alto</w:t>
-      </w:r>
-    </w:p>
-    <w:p>
-      <w:r>
-        <w:t>b. Alto</w:t>
-      </w:r>
-    </w:p>
-    <w:p>
-      <w:r>
-        <w:t>c. Moderado</w:t>
-      </w:r>
-    </w:p>
-    <w:p>
-      <w:r>
-        <w:t>d. Bajo</w:t>
-      </w:r>
-    </w:p>
-    <w:p>
-      <w:r>
-        <w:t>e. Muy bajo</w:t>
-      </w:r>
-    </w:p>
-    <w:p>
-      <w:r>
-        <w:t>12. Impacto reputacional: ¿qué severidad tendría una interrupción del proceso?</w:t>
-      </w:r>
-    </w:p>
-    <w:p>
-      <w:r>
-        <w:t>a. Muy alto</w:t>
-      </w:r>
-    </w:p>
-    <w:p>
-      <w:r>
-        <w:t>b. Alto</w:t>
-      </w:r>
-    </w:p>
-    <w:p>
-      <w:r>
-        <w:t>c. Moderado</w:t>
-      </w:r>
-    </w:p>
-    <w:p>
-      <w:r>
-        <w:t>d. Bajo</w:t>
-      </w:r>
-    </w:p>
-    <w:p>
-      <w:r>
-        <w:t>e. Muy bajo</w:t>
-      </w:r>
-    </w:p>
-    <w:p>
-      <w:r>
-        <w:t>13. Impacto en clientes y asociados: ¿qué severidad tendría una interrupción del proceso?</w:t>
-      </w:r>
-    </w:p>
-    <w:p>
-      <w:r>
-        <w:t>a. Muy alto</w:t>
-      </w:r>
-    </w:p>
-    <w:p>
-      <w:r>
-        <w:t>b. Alto</w:t>
-      </w:r>
-    </w:p>
-    <w:p>
-      <w:r>
-        <w:t>c. Moderado</w:t>
-      </w:r>
-    </w:p>
-    <w:p>
-      <w:r>
-        <w:t>d. Bajo</w:t>
-      </w:r>
-    </w:p>
-    <w:p>
-      <w:r>
-        <w:t>e. Muy bajo</w:t>
-      </w:r>
-    </w:p>
-    <w:p>
-      <w:r>
-        <w:t>14. Impacto en personas (colaboradores): ¿qué severidad tendría una interrupción del proceso?</w:t>
-      </w:r>
-    </w:p>
-    <w:p>
-      <w:r>
-        <w:t>a. Muy alto</w:t>
-      </w:r>
-    </w:p>
-    <w:p>
-      <w:r>
-        <w:t>b. Alto</w:t>
-      </w:r>
-    </w:p>
-    <w:p>
-      <w:r>
-        <w:t>c. Moderado</w:t>
-      </w:r>
-    </w:p>
-    <w:p>
-      <w:r>
-        <w:t>d. Bajo</w:t>
-      </w:r>
-    </w:p>
-    <w:p>
-      <w:r>
-        <w:t>e. Muy bajo</w:t>
-      </w:r>
-    </w:p>
-    <w:p>
-      <w:r>
-        <w:t>15. Impacto en infraestructura y equipo: ¿qué severidad tendría una interrupción del proceso?</w:t>
-      </w:r>
-    </w:p>
-    <w:p>
-      <w:r>
-        <w:t>a. Muy alto</w:t>
-      </w:r>
-    </w:p>
-    <w:p>
-      <w:r>
-        <w:t>b. Alto</w:t>
-      </w:r>
-    </w:p>
-    <w:p>
-      <w:r>
-        <w:t>c. Moderado</w:t>
-      </w:r>
-    </w:p>
-    <w:p>
-      <w:r>
-        <w:t>d. Bajo</w:t>
-      </w:r>
-    </w:p>
-    <w:p>
-      <w:r>
-        <w:t>e. Muy bajo</w:t>
-      </w:r>
-    </w:p>
-    <w:p>
-      <w:r>
-        <w:t>16. ¿El proceso es crítico para la continuidad de las operaciones de la Cooperativa?</w:t>
+        <w:t>8. ¿El proceso es crítico para la continuidad de las operaciones de la Cooperativa?</w:t>
       </w:r>
     </w:p>
     <w:p>
@@ -313,12 +158,7 @@
     </w:p>
     <w:p>
       <w:r>
-        <w:t>17. ¿Qué consecuencias tendría la interrupción del proceso? Indique servicios afectados, personas usuarias afectadas y efectos para la Cooperativa.</w:t>
-      </w:r>
-    </w:p>
-    <w:p>
-      <w:r>
-        <w:t>18. ¿El proceso cuenta con un mapa de procesos o documentación que identifique sus actividades y dependencias?</w:t>
+        <w:t>9. ¿El proceso cuenta con un mapa de procesos o documentación de sus actividades y dependencias?</w:t>
       </w:r>
     </w:p>
     <w:p>
@@ -343,7 +183,7 @@
     </w:p>
     <w:p>
       <w:r>
-        <w:t>19. ¿De qué procesos, áreas, sistemas o servicios depende el proceso para operar?</w:t>
+        <w:t>10. ¿De qué procesos, áreas, sistemas o servicios depende el proceso para operar?</w:t>
       </w:r>
     </w:p>
     <w:p>
@@ -351,7 +191,7 @@
         <w:pStyle w:val="Heading1"/>
       </w:pPr>
       <w:r>
-        <w:t>Sección 3. Procedimientos manuales o alternos</w:t>
+        <w:t>Sección 3. Procedimientos alternos</w:t>
       </w:r>
     </w:p>
     <w:p>
@@ -361,7 +201,7 @@
     </w:p>
     <w:p>
       <w:r>
-        <w:t>20. ¿Existen procedimientos manuales o alternos para continuar operando durante una contingencia?</w:t>
+        <w:t>11. ¿Existen procedimientos manuales o alternos para continuar operando durante una contingencia?</w:t>
       </w:r>
     </w:p>
     <w:p>
@@ -381,12 +221,7 @@
     </w:p>
     <w:p>
       <w:r>
-        <w:t>21. Describa los procedimientos manuales o alternos que se utilizarían. (Ejemplo: registros manuales, formularios físicos, canales alternos, equipos de respaldo)</w:t>
-      </w:r>
-    </w:p>
-    <w:p>
-      <w:r>
-        <w:t>22. ¿Qué limitaciones o dificultades tendrían esos procedimientos alternos?</w:t>
+        <w:t>12. Describa los procedimientos alternos y sus limitaciones. (Ejemplo: registros manuales, formularios físicos, canales alternos, equipos de respaldo)</w:t>
       </w:r>
     </w:p>
     <w:p>
@@ -399,37 +234,162 @@
     </w:p>
     <w:p>
       <w:r>
-        <w:t>MTPD: tiempo máximo de interrupción antes de que los impactos sean inaceptables. MBCO: nivel mínimo de servicio que debe mantenerse durante la interrupción. RTO: tiempo objetivo para restablecer el proceso. RPO: pérdida máxima de información tolerable, medida en tiempo. Los ejemplos son ilustrativos y no son objetivos aprobados.</w:t>
+        <w:t>MTPD: tiempo máximo de interrupción antes de que los impactos sean inaceptables. MBCO: nivel mínimo de servicio que debe mantenerse durante la interrupción. RTO: tiempo objetivo para restablecer el proceso. RPO: pérdida máxima de información tolerable, medida en tiempo. Seleccione según la realidad del proceso; los rangos no son objetivos aprobados.</w:t>
       </w:r>
     </w:p>
     <w:p>
       <w:r>
-        <w:t>23. MTPD: ¿Cuánto tiempo puede estar interrumpido el proceso antes de que los impactos sean inaceptables? (Indique minutos, horas o días. Ejemplo: 24 horas)</w:t>
+        <w:t>13. MTPD: ¿Cuánto tiempo puede estar interrumpido el proceso antes de que los impactos sean inaceptables?</w:t>
       </w:r>
     </w:p>
     <w:p>
       <w:r>
-        <w:t>24. MBCO: ¿Qué nivel mínimo de servicio debe mantenerse durante una contingencia? (Indique actividades prioritarias y nivel mínimo. Ejemplo: 30 % de las operaciones prioritarias)</w:t>
+        <w:t>a. Menos de 1 hora</w:t>
       </w:r>
     </w:p>
     <w:p>
       <w:r>
-        <w:t>25. RTO: ¿En cuánto tiempo debe restablecerse el proceso después de una interrupción? (Ejemplo: 8 horas)</w:t>
+        <w:t>b. De 1 a 4 horas</w:t>
       </w:r>
     </w:p>
     <w:p>
       <w:r>
-        <w:t>26. RPO: ¿Cuánta información, medida en tiempo, puede perder el proceso sin consecuencias graves? (Ejemplo: 4 horas de información)</w:t>
+        <w:t>c. De 4 a 8 horas</w:t>
       </w:r>
     </w:p>
     <w:p>
       <w:r>
-        <w:t>27. ¿Cuánto tarda actualmente Tecnología de la Información en restablecer los sistemas que necesita el proceso? (Si no lo sabe, escriba: Pendiente de validación con TI)</w:t>
+        <w:t>d. De 8 a 24 horas</w:t>
       </w:r>
     </w:p>
     <w:p>
       <w:r>
-        <w:t>28. ¿Cada cuánto se respalda la información que utiliza el proceso?</w:t>
+        <w:t>e. De 1 a 3 días</w:t>
+      </w:r>
+    </w:p>
+    <w:p>
+      <w:r>
+        <w:t>f. Más de 3 días</w:t>
+      </w:r>
+    </w:p>
+    <w:p>
+      <w:r>
+        <w:t>14. MBCO: ¿Qué nivel mínimo de servicio debe mantenerse durante una contingencia? Indique actividades prioritarias y porcentaje mínimo de operación.</w:t>
+      </w:r>
+    </w:p>
+    <w:p>
+      <w:r>
+        <w:t>15. RTO: ¿En cuánto tiempo debe restablecerse el proceso después de una interrupción?</w:t>
+      </w:r>
+    </w:p>
+    <w:p>
+      <w:r>
+        <w:t>a. Menos de 1 hora</w:t>
+      </w:r>
+    </w:p>
+    <w:p>
+      <w:r>
+        <w:t>b. De 1 a 4 horas</w:t>
+      </w:r>
+    </w:p>
+    <w:p>
+      <w:r>
+        <w:t>c. De 4 a 8 horas</w:t>
+      </w:r>
+    </w:p>
+    <w:p>
+      <w:r>
+        <w:t>d. De 8 a 24 horas</w:t>
+      </w:r>
+    </w:p>
+    <w:p>
+      <w:r>
+        <w:t>e. De 1 a 3 días</w:t>
+      </w:r>
+    </w:p>
+    <w:p>
+      <w:r>
+        <w:t>f. Más de 3 días</w:t>
+      </w:r>
+    </w:p>
+    <w:p>
+      <w:r>
+        <w:t>16. RPO: ¿Cuánta información, medida en tiempo, puede perder el proceso sin consecuencias graves?</w:t>
+      </w:r>
+    </w:p>
+    <w:p>
+      <w:r>
+        <w:t>a. Ninguna (tiempo real)</w:t>
+      </w:r>
+    </w:p>
+    <w:p>
+      <w:r>
+        <w:t>b. Menos de 1 hora</w:t>
+      </w:r>
+    </w:p>
+    <w:p>
+      <w:r>
+        <w:t>c. De 1 a 4 horas</w:t>
+      </w:r>
+    </w:p>
+    <w:p>
+      <w:r>
+        <w:t>d. De 4 a 8 horas</w:t>
+      </w:r>
+    </w:p>
+    <w:p>
+      <w:r>
+        <w:t>e. De 8 a 24 horas</w:t>
+      </w:r>
+    </w:p>
+    <w:p>
+      <w:r>
+        <w:t>f. Más de 24 horas</w:t>
+      </w:r>
+    </w:p>
+    <w:p>
+      <w:r>
+        <w:t>17. ¿Cuánto tarda actualmente Tecnología de la Información en restablecer los sistemas que necesita el proceso?</w:t>
+      </w:r>
+    </w:p>
+    <w:p>
+      <w:r>
+        <w:t>a. Menos de 1 hora</w:t>
+      </w:r>
+    </w:p>
+    <w:p>
+      <w:r>
+        <w:t>b. De 1 a 4 horas</w:t>
+      </w:r>
+    </w:p>
+    <w:p>
+      <w:r>
+        <w:t>c. De 4 a 8 horas</w:t>
+      </w:r>
+    </w:p>
+    <w:p>
+      <w:r>
+        <w:t>d. De 8 a 24 horas</w:t>
+      </w:r>
+    </w:p>
+    <w:p>
+      <w:r>
+        <w:t>e. De 1 a 3 días</w:t>
+      </w:r>
+    </w:p>
+    <w:p>
+      <w:r>
+        <w:t>f. Más de 3 días</w:t>
+      </w:r>
+    </w:p>
+    <w:p>
+      <w:r>
+        <w:t>g. No sabe, pendiente de validación con TI</w:t>
+      </w:r>
+    </w:p>
+    <w:p>
+      <w:r>
+        <w:t>18. ¿Cada cuánto se respalda la información que utiliza el proceso?</w:t>
       </w:r>
     </w:p>
     <w:p>
@@ -474,12 +434,7 @@
     </w:p>
     <w:p>
       <w:r>
-        <w:t>29. ¿Qué acciones deben ejecutarse para recuperar el proceso a tiempo? Indique el orden de prioridad y el área responsable de cada una.</w:t>
-      </w:r>
-    </w:p>
-    <w:p>
-      <w:r>
-        <w:t>30. Después de restablecer el servicio mínimo, ¿cuánto tiempo adicional se necesita para recuperar la operación completa? (Indique horas o días, o escriba No aplica)</w:t>
+        <w:t>19. ¿Qué acciones deben ejecutarse para recuperar el proceso, en qué orden, quién es responsable y cuánto tiempo adicional se necesita para la operación completa?</w:t>
       </w:r>
     </w:p>
     <w:p>
@@ -492,37 +447,62 @@
     </w:p>
     <w:p>
       <w:r>
-        <w:t>Indique los recursos indispensables, la cantidad y el tiempo máximo para disponer de ellos. Si una categoría no aplica, escriba No aplica.</w:t>
+        <w:t>Indique los recursos indispensables para mantener o recuperar el proceso.</w:t>
       </w:r>
     </w:p>
     <w:p>
       <w:r>
-        <w:t>31. Recursos tecnológicos: ¿qué equipos, sistemas o accesos necesita, en qué cantidad y en cuánto tiempo? (Ejemplo: 5 laptops en un máximo de 4 horas)</w:t>
+        <w:t>20. ¿Qué tipos de recursos necesita el proceso durante una contingencia? Puede seleccionar varios.</w:t>
       </w:r>
     </w:p>
     <w:p>
       <w:r>
-        <w:t>32. Mobiliario: ¿qué mobiliario necesita y en qué cantidad?</w:t>
+        <w:t>a. Equipos tecnológicos y accesos a sistemas</w:t>
       </w:r>
     </w:p>
     <w:p>
       <w:r>
-        <w:t>33. Papelería: ¿qué suministros necesita para operar manualmente y en qué cantidad?</w:t>
+        <w:t>b. Mobiliario</w:t>
       </w:r>
     </w:p>
     <w:p>
       <w:r>
-        <w:t>34. Personal: ¿qué puestos y cuántas personas necesita, en qué turnos y en cuánto tiempo deben incorporarse? (Ejemplo: 3 analistas en un máximo de 2 horas)</w:t>
+        <w:t>c. Papelería y suministros</w:t>
       </w:r>
     </w:p>
     <w:p>
       <w:r>
-        <w:t>35. Otros recursos: ¿qué más necesita, en qué cantidad y en cuánto tiempo? (Ejemplo: transporte, instalaciones alternas, energía de respaldo, conectividad)</w:t>
+        <w:t>d. Personal adicional o de reemplazo</w:t>
       </w:r>
     </w:p>
     <w:p>
       <w:r>
-        <w:t>36. ¿El proceso depende de proveedores críticos?</w:t>
+        <w:t>e. Instalaciones alternas</w:t>
+      </w:r>
+    </w:p>
+    <w:p>
+      <w:r>
+        <w:t>f. Energía de respaldo</w:t>
+      </w:r>
+    </w:p>
+    <w:p>
+      <w:r>
+        <w:t>g. Conectividad</w:t>
+      </w:r>
+    </w:p>
+    <w:p>
+      <w:r>
+        <w:t>h. Transporte</w:t>
+      </w:r>
+    </w:p>
+    <w:p>
+      <w:r>
+        <w:t>21. Detalle cada recurso seleccionado: tipo, cantidad y tiempo máximo para disponer de él. (Ejemplo: 5 laptops en 4 horas; 3 analistas en 2 horas)</w:t>
+      </w:r>
+    </w:p>
+    <w:p>
+      <w:r>
+        <w:t>22. ¿El proceso depende de proveedores críticos?</w:t>
       </w:r>
     </w:p>
     <w:p>
@@ -537,12 +517,7 @@
     </w:p>
     <w:p>
       <w:r>
-        <w:t>37. Para cada proveedor crítico indique, en una línea: nombre, servicio, país, tiempo máximo tolerable sin el servicio y alternativa disponible.</w:t>
-      </w:r>
-    </w:p>
-    <w:p>
-      <w:r>
-        <w:t>38. Si un recurso o proveedor crítico no está disponible, ¿qué alternativa tiene el proceso, cuánto tarda en activarse y qué limitaciones tiene?</w:t>
+        <w:t>23. Para cada proveedor crítico indique: nombre, servicio, país, tiempo máximo tolerable sin el servicio y alternativa disponible.</w:t>
       </w:r>
     </w:p>
     <w:p>
@@ -555,42 +530,32 @@
     </w:p>
     <w:p>
       <w:r>
-        <w:t>Confirme que la información es correcta y registre los puntos pendientes.</w:t>
+        <w:t>Valore la preparación del proceso y confirme la información registrada.</w:t>
       </w:r>
     </w:p>
     <w:p>
       <w:r>
-        <w:t>39. Observaciones adicionales sobre el impacto o la continuidad del proceso</w:t>
+        <w:t>24. En una escala de 1 a 5, ¿qué tan preparado está el proceso para enfrentar una interrupción? (1 = nada preparado, 5 = totalmente preparado)</w:t>
       </w:r>
     </w:p>
     <w:p>
       <w:r>
-        <w:t>40. Nombre de la persona que realiza la entrevista</w:t>
+        <w:t>25. ¿Confirma que la información refleja las condiciones actuales del proceso?</w:t>
       </w:r>
     </w:p>
     <w:p>
       <w:r>
-        <w:t>41. Nombre del líder del proceso que valida la información</w:t>
+        <w:t>a. Sí, validada por el líder del proceso</w:t>
       </w:r>
     </w:p>
     <w:p>
       <w:r>
-        <w:t>42. ¿Confirma que la información refleja las condiciones actuales del proceso?</w:t>
+        <w:t>b. Sí, pendiente de validación del líder</w:t>
       </w:r>
     </w:p>
     <w:p>
       <w:r>
-        <w:t>a. Sí</w:t>
-      </w:r>
-    </w:p>
-    <w:p>
-      <w:r>
-        <w:t>b. No</w:t>
-      </w:r>
-    </w:p>
-    <w:p>
-      <w:r>
-        <w:t>43. ¿Qué información debe corregirse o validarse y qué área debe confirmarla?</w:t>
+        <w:t>c. No, requiere correcciones</w:t>
       </w:r>
     </w:p>
     <w:sectPr>
